--- a/assets/envelope-template.docx
+++ b/assets/envelope-template.docx
@@ -196,7 +196,7 @@
                                   <w:color w:val="663300"/>
                                   <w:sz w:val="22"/>
                                 </w:rPr>
-                                <w:t>el.0917-733371  統編.80049965</w:t>
+                                <w:t>el.0911-349191  統編.80049965</w:t>
                               </w:r>
                             </w:p>
                           </w:txbxContent>
@@ -337,7 +337,7 @@
                             <w:color w:val="663300"/>
                             <w:sz w:val="22"/>
                           </w:rPr>
-                          <w:t>el.0917-733371  統編.80049965</w:t>
+                          <w:t>el.0911-349191  統編.80049965</w:t>
                         </w:r>
                       </w:p>
                     </w:txbxContent>
